--- a/docs/Report/AI_Evidence/Week10.docx
+++ b/docs/Report/AI_Evidence/Week10.docx
@@ -14,7 +14,7 @@
           <w:color w:val="000000"/>
           <w:sz w:val="24"/>
         </w:rPr>
-        <w:t>Nhiệm vụ 1: Cấu hình Playwright để chạy E2E tests trong cấu trúc Monorepo</w:t>
+        <w:t>Task 1: Configure Playwright E2E tests in Monorepo structure</w:t>
       </w:r>
     </w:p>
     <w:tbl>
@@ -39,7 +39,7 @@
                 <w:b/>
                 <w:sz w:val="24"/>
               </w:rPr>
-              <w:t>Tên công cụ AI</w:t>
+              <w:t>AI Tool Used</w:t>
             </w:r>
           </w:p>
         </w:tc>
@@ -70,7 +70,7 @@
                 <w:b/>
                 <w:sz w:val="24"/>
               </w:rPr>
-              <w:t>Giai đoạn SDLC</w:t>
+              <w:t>SDLC Phase</w:t>
             </w:r>
           </w:p>
         </w:tc>
@@ -84,7 +84,7 @@
                 <w:rFonts w:ascii="Times New Roman" w:hAnsi="Times New Roman"/>
                 <w:sz w:val="24"/>
               </w:rPr>
-              <w:t>Kiểm thử</w:t>
+              <w:t>Testing</w:t>
             </w:r>
           </w:p>
         </w:tc>
@@ -101,7 +101,7 @@
                 <w:b/>
                 <w:sz w:val="24"/>
               </w:rPr>
-              <w:t>Thước đo định lượng</w:t>
+              <w:t>Quantitative Measure</w:t>
             </w:r>
           </w:p>
         </w:tc>
@@ -115,7 +115,7 @@
                 <w:rFonts w:ascii="Times New Roman" w:hAnsi="Times New Roman"/>
                 <w:sz w:val="24"/>
               </w:rPr>
-              <w:t>Tạo thành công 3 bộ kịch bản kiểm thử E2E</w:t>
+              <w:t>Configure 3 E2E test suites</w:t>
             </w:r>
           </w:p>
         </w:tc>
@@ -132,7 +132,7 @@
                 <w:b/>
                 <w:sz w:val="24"/>
               </w:rPr>
-              <w:t>Giá trị đóng góp (1-5)</w:t>
+              <w:t>Value Added (1-5)</w:t>
             </w:r>
           </w:p>
         </w:tc>
@@ -163,7 +163,7 @@
                 <w:b/>
                 <w:sz w:val="24"/>
               </w:rPr>
-              <w:t>Rủi ro &amp; Hạn chế</w:t>
+              <w:t>Risks &amp; Limitations</w:t>
             </w:r>
           </w:p>
         </w:tc>
@@ -177,7 +177,7 @@
                 <w:rFonts w:ascii="Times New Roman" w:hAnsi="Times New Roman"/>
                 <w:sz w:val="24"/>
               </w:rPr>
-              <w:t>Kiểm thử E2E có thể bị lỗi ngẫu nhiên (flaky tests) nếu tốc độ phản hồi của UI chậm hơn thời gian timeout chờ của Playwright.</w:t>
+              <w:t>E2E tests can be flaky if UI render speeds drop below Playwright's timeout limits.</w:t>
             </w:r>
           </w:p>
         </w:tc>
@@ -198,7 +198,7 @@
           <w:b/>
           <w:sz w:val="24"/>
         </w:rPr>
-        <w:t>1. Câu hỏi gửi AI (Prompt)</w:t>
+        <w:t>1. Prompt Sent to AI (Prompt)</w:t>
       </w:r>
     </w:p>
     <w:p>
@@ -212,7 +212,7 @@
           <w:i/>
           <w:sz w:val="24"/>
         </w:rPr>
-        <w:t>Viết file cấu hình Playwright phù hợp cho monorepo Turborepo, chỉ định đường dẫn test, lệnh khởi chạy server và cấu hình các trình duyệt giả lập.</w:t>
+        <w:t>Write a Playwright config file for Turborepo monorepo, specifying test directories and server command.</w:t>
       </w:r>
     </w:p>
     <w:p>
@@ -225,7 +225,7 @@
           <w:b/>
           <w:sz w:val="24"/>
         </w:rPr>
-        <w:t>2. Câu trả lời chi tiết của AI</w:t>
+        <w:t>2. Detailed AI Response</w:t>
       </w:r>
     </w:p>
     <w:p>
@@ -261,7 +261,7 @@
           <w:b/>
           <w:sz w:val="24"/>
         </w:rPr>
-        <w:t>3. Đánh giá, chọn lọc &amp; Tùy biến mã nguồn của Sinh viên</w:t>
+        <w:t>3. Student's Validation, Selection &amp; Source Code Customization</w:t>
       </w:r>
     </w:p>
     <w:p>
@@ -273,7 +273,7 @@
           <w:rFonts w:ascii="Times New Roman" w:hAnsi="Times New Roman"/>
           <w:sz w:val="24"/>
         </w:rPr>
-        <w:t>Chúng tôi xây dựng môi trường test E2E. Chúng tôi cấu hình Playwright để chạy tự động trong tiến trình CI/CD. Chúng tôi đã thiết lập thêm cơ chế dọn dẹp dữ liệu thử nghiệm trong database trước khi chạy test thông qua script `globalSetup` nhằm đảm bảo tính độc lập giữa các lần chạy thử.</w:t>
+        <w:t>We established E2E tests. We configured Playwright to execute in the CI/CD pipeline, and created a `globalSetup` script to clear database records before E2E runs to ensure clean test runs.</w:t>
       </w:r>
     </w:p>
     <w:p>
@@ -288,7 +288,7 @@
           <w:color w:val="000000"/>
           <w:sz w:val="24"/>
         </w:rPr>
-        <w:t>Nhiệm vụ 2: Xây dựng runner chạy kiểm thử tích hợp API Postman tự động bằng Newman</w:t>
+        <w:t>Task 2: Build API integration test runner using Postman collections and Newman</w:t>
       </w:r>
     </w:p>
     <w:tbl>
@@ -313,7 +313,7 @@
                 <w:b/>
                 <w:sz w:val="24"/>
               </w:rPr>
-              <w:t>Tên công cụ AI</w:t>
+              <w:t>AI Tool Used</w:t>
             </w:r>
           </w:p>
         </w:tc>
@@ -344,7 +344,7 @@
                 <w:b/>
                 <w:sz w:val="24"/>
               </w:rPr>
-              <w:t>Giai đoạn SDLC</w:t>
+              <w:t>SDLC Phase</w:t>
             </w:r>
           </w:p>
         </w:tc>
@@ -358,7 +358,7 @@
                 <w:rFonts w:ascii="Times New Roman" w:hAnsi="Times New Roman"/>
                 <w:sz w:val="24"/>
               </w:rPr>
-              <w:t>Kiểm thử</w:t>
+              <w:t>Testing</w:t>
             </w:r>
           </w:p>
         </w:tc>
@@ -375,7 +375,7 @@
                 <w:b/>
                 <w:sz w:val="24"/>
               </w:rPr>
-              <w:t>Thước đo định lượng</w:t>
+              <w:t>Quantitative Measure</w:t>
             </w:r>
           </w:p>
         </w:tc>
@@ -389,7 +389,7 @@
                 <w:rFonts w:ascii="Times New Roman" w:hAnsi="Times New Roman"/>
                 <w:sz w:val="24"/>
               </w:rPr>
-              <w:t>Cấu hình thành công 1 bộ chạy test API tự động</w:t>
+              <w:t>Configure 1 automated API test runner</w:t>
             </w:r>
           </w:p>
         </w:tc>
@@ -406,7 +406,7 @@
                 <w:b/>
                 <w:sz w:val="24"/>
               </w:rPr>
-              <w:t>Giá trị đóng góp (1-5)</w:t>
+              <w:t>Value Added (1-5)</w:t>
             </w:r>
           </w:p>
         </w:tc>
@@ -437,7 +437,7 @@
                 <w:b/>
                 <w:sz w:val="24"/>
               </w:rPr>
-              <w:t>Rủi ro &amp; Hạn chế</w:t>
+              <w:t>Risks &amp; Limitations</w:t>
             </w:r>
           </w:p>
         </w:tc>
@@ -451,7 +451,7 @@
                 <w:rFonts w:ascii="Times New Roman" w:hAnsi="Times New Roman"/>
                 <w:sz w:val="24"/>
               </w:rPr>
-              <w:t>Dữ liệu kiểm thử cố định trong file collection Postman có thể bị lỗi thời so với database thay đổi.</w:t>
+              <w:t>Static parameters in Postman collections can become stale as database schema evolves.</w:t>
             </w:r>
           </w:p>
         </w:tc>
@@ -472,7 +472,7 @@
           <w:b/>
           <w:sz w:val="24"/>
         </w:rPr>
-        <w:t>1. Câu hỏi gửi AI (Prompt)</w:t>
+        <w:t>1. Prompt Sent to AI (Prompt)</w:t>
       </w:r>
     </w:p>
     <w:p>
@@ -486,7 +486,7 @@
           <w:i/>
           <w:sz w:val="24"/>
         </w:rPr>
-        <w:t>Viết một script Node.js sử dụng thư viện newman để chạy bộ sưu tập Postman rms.postman_collection.json và xuất báo cáo kết quả ra thư mục chỉ định.</w:t>
+        <w:t>Write a Node.js script using Newman to run a Postman collection and export results.</w:t>
       </w:r>
     </w:p>
     <w:p>
@@ -499,7 +499,7 @@
           <w:b/>
           <w:sz w:val="24"/>
         </w:rPr>
-        <w:t>2. Câu trả lời chi tiết của AI</w:t>
+        <w:t>2. Detailed AI Response</w:t>
       </w:r>
     </w:p>
     <w:p>
@@ -533,7 +533,7 @@
           <w:b/>
           <w:sz w:val="24"/>
         </w:rPr>
-        <w:t>3. Đánh giá, chọn lọc &amp; Tùy biến mã nguồn của Sinh viên</w:t>
+        <w:t>3. Student's Validation, Selection &amp; Source Code Customization</w:t>
       </w:r>
     </w:p>
     <w:p>
@@ -545,7 +545,7 @@
           <w:rFonts w:ascii="Times New Roman" w:hAnsi="Times New Roman"/>
           <w:sz w:val="24"/>
         </w:rPr>
-        <w:t>Chúng tôi thiết lập quy trình kiểm thử API. Chúng tôi đã tùy biến runner để tự động xuất kết quả báo cáo dưới dạng tệp HTML. Đồng thời, cấu hình script kiểm tra mã thoát (exit code) của Newman: nếu có bất kỳ test case nào thất bại, script sẽ trả về mã thoát khác 0 để tiến trình build của Gitlab/Github CI dừng lại và báo lỗi.</w:t>
+        <w:t>We integrated API tests. We customized the runner to output HTML reports and exit with non-zero codes on test failures to block broken CI builds.</w:t>
       </w:r>
     </w:p>
     <w:p>
@@ -560,7 +560,7 @@
           <w:color w:val="000000"/>
           <w:sz w:val="24"/>
         </w:rPr>
-        <w:t>Nhiệm vụ 3: Tự động hóa đồng bộ danh sách phân công lỗi (assignees) sử dụng openpyxl và GitHub API</w:t>
+        <w:t>Task 3: Automate task assignee updates using openpyxl and GitHub API</w:t>
       </w:r>
     </w:p>
     <w:tbl>
@@ -585,7 +585,7 @@
                 <w:b/>
                 <w:sz w:val="24"/>
               </w:rPr>
-              <w:t>Tên công cụ AI</w:t>
+              <w:t>AI Tool Used</w:t>
             </w:r>
           </w:p>
         </w:tc>
@@ -616,7 +616,7 @@
                 <w:b/>
                 <w:sz w:val="24"/>
               </w:rPr>
-              <w:t>Giai đoạn SDLC</w:t>
+              <w:t>SDLC Phase</w:t>
             </w:r>
           </w:p>
         </w:tc>
@@ -630,7 +630,7 @@
                 <w:rFonts w:ascii="Times New Roman" w:hAnsi="Times New Roman"/>
                 <w:sz w:val="24"/>
               </w:rPr>
-              <w:t>Tự động hóa</w:t>
+              <w:t>Automation</w:t>
             </w:r>
           </w:p>
         </w:tc>
@@ -647,7 +647,7 @@
                 <w:b/>
                 <w:sz w:val="24"/>
               </w:rPr>
-              <w:t>Thước đo định lượng</w:t>
+              <w:t>Quantitative Measure</w:t>
             </w:r>
           </w:p>
         </w:tc>
@@ -661,7 +661,7 @@
                 <w:rFonts w:ascii="Times New Roman" w:hAnsi="Times New Roman"/>
                 <w:sz w:val="24"/>
               </w:rPr>
-              <w:t>Đồng bộ hóa trạng thái thành công cho 58 issues</w:t>
+              <w:t>Sync assignee state for 58 issues</w:t>
             </w:r>
           </w:p>
         </w:tc>
@@ -678,7 +678,7 @@
                 <w:b/>
                 <w:sz w:val="24"/>
               </w:rPr>
-              <w:t>Giá trị đóng góp (1-5)</w:t>
+              <w:t>Value Added (1-5)</w:t>
             </w:r>
           </w:p>
         </w:tc>
@@ -709,7 +709,7 @@
                 <w:b/>
                 <w:sz w:val="24"/>
               </w:rPr>
-              <w:t>Rủi ro &amp; Hạn chế</w:t>
+              <w:t>Risks &amp; Limitations</w:t>
             </w:r>
           </w:p>
         </w:tc>
@@ -723,7 +723,7 @@
                 <w:rFonts w:ascii="Times New Roman" w:hAnsi="Times New Roman"/>
                 <w:sz w:val="24"/>
               </w:rPr>
-              <w:t>Token truy cập GitHub có thể bị hết hạn hoặc thiếu quyền ghi đối với kho mã nguồn.</w:t>
+              <w:t>GitHub access token can expire or lack write permissions to the repository.</w:t>
             </w:r>
           </w:p>
         </w:tc>
@@ -744,7 +744,7 @@
           <w:b/>
           <w:sz w:val="24"/>
         </w:rPr>
-        <w:t>1. Câu hỏi gửi AI (Prompt)</w:t>
+        <w:t>1. Prompt Sent to AI (Prompt)</w:t>
       </w:r>
     </w:p>
     <w:p>
@@ -758,7 +758,7 @@
           <w:i/>
           <w:sz w:val="24"/>
         </w:rPr>
-        <w:t>Viết một script python tải tệp Excel bằng openpyxl, trích xuất ID issue và màn hình tương ứng, đối chiếu với danh sách phân công, cập nhật Excel và gửi request PATCH để cập nhật assignees trên GitHub.</w:t>
+        <w:t>Write a Python script loading Excel with openpyxl, extracting issue IDs, matching assignees, and updating GitHub via PATCH.</w:t>
       </w:r>
     </w:p>
     <w:p>
@@ -771,7 +771,7 @@
           <w:b/>
           <w:sz w:val="24"/>
         </w:rPr>
-        <w:t>2. Câu trả lời chi tiết của AI</w:t>
+        <w:t>2. Detailed AI Response</w:t>
       </w:r>
     </w:p>
     <w:p>
@@ -783,7 +783,7 @@
           <w:rFonts w:ascii="Times New Roman" w:hAnsi="Times New Roman"/>
           <w:sz w:val="24"/>
         </w:rPr>
-        <w:t>Định nghĩa file `update_issues.py` sử dụng `load_workbook` của openpyxl, thư viện `urllib.request` với phương thức PATCH, truyền tải payload JSON `{"assignees": [name]}` cùng các header xác thực.</w:t>
+        <w:t>Define `update_issues.py` utilizing load_workbook, urllib.request, and JSON payload.</w:t>
       </w:r>
     </w:p>
     <w:p>
@@ -796,7 +796,7 @@
           <w:b/>
           <w:sz w:val="24"/>
         </w:rPr>
-        <w:t>3. Đánh giá, chọn lọc &amp; Tùy biến mã nguồn của Sinh viên</w:t>
+        <w:t>3. Student's Validation, Selection &amp; Source Code Customization</w:t>
       </w:r>
     </w:p>
     <w:p>
@@ -808,7 +808,7 @@
           <w:rFonts w:ascii="Times New Roman" w:hAnsi="Times New Roman"/>
           <w:sz w:val="24"/>
         </w:rPr>
-        <w:t>Chúng tôi chạy thử nghiệm kịch bản đồng bộ. Chúng tôi đã kiểm tra logic đối chiếu tên thành viên và tài khoản GitHub tương ứng. Chúng tôi bổ sung thêm kiểm soát lỗi phân trang và giới hạn tần suất gọi API (rate limit) của GitHub để đảm bảo script có thể chạy hoàn tất cho danh sách hơn 50 issues mà không bị chặn.</w:t>
+        <w:t>We tested the sync script. We verified GitHub account mapping and added pagination and rate limit controls to handle batch updates of 50+ issues without being throttled.</w:t>
       </w:r>
     </w:p>
     <w:sectPr>
